--- a/lab4/Лабораторна№4.docx
+++ b/lab4/Лабораторна№4.docx
@@ -472,65 +472,6 @@
       <w:r>
         <w:t xml:space="preserve"> результаті виконання лабораторної роботи було успішно розроблено масштабовану інформаційну систему управління нерухомістю на C++. Завдяки поєднанню багатошарової архітектури, патерну Repository, власної структури даних (двозв'язного списку) та інверсії управління (IoC) за допомогою контейнера Hypodermic, вдалося створити гнучкий та слабкозв'язний код. Інтеграція бази даних SQLite для збереження стану та успішне покриття бізнес-логіки ізольованими юніт-тестами через фреймворк Catch2 підтвердили надійність системи, легкість її підтримки та повне досягнення поставленої мети.</w:t>
       </w:r>
-    </w:p>
-    <w:p>
-      <w:pPr>
-        <w:spacing w:after="40"/>
-        <w:rPr>
-          <w:b/>
-          <w:bCs/>
-        </w:rPr>
-      </w:pPr>
-    </w:p>
-    <w:p>
-      <w:pPr>
-        <w:spacing w:after="40"/>
-        <w:rPr>
-          <w:b/>
-          <w:bCs/>
-          <w:lang w:val="en-US"/>
-        </w:rPr>
-      </w:pPr>
-      <w:r>
-        <w:rPr>
-          <w:b/>
-          <w:bCs/>
-        </w:rPr>
-        <w:t>Посилання на</w:t>
-      </w:r>
-      <w:r>
-        <w:rPr>
-          <w:b/>
-          <w:bCs/>
-          <w:lang w:val="en-US"/>
-        </w:rPr>
-        <w:t xml:space="preserve"> </w:t>
-      </w:r>
-      <w:r>
-        <w:rPr>
-          <w:b/>
-          <w:bCs/>
-        </w:rPr>
-        <w:t xml:space="preserve">код у </w:t>
-      </w:r>
-      <w:r>
-        <w:rPr>
-          <w:b/>
-          <w:bCs/>
-          <w:lang w:val="en-US"/>
-        </w:rPr>
-        <w:t>GitHub:</w:t>
-      </w:r>
-    </w:p>
-    <w:p>
-      <w:pPr>
-        <w:spacing w:after="40"/>
-        <w:rPr>
-          <w:b/>
-          <w:bCs/>
-          <w:lang w:val="en-US"/>
-        </w:rPr>
-      </w:pPr>
     </w:p>
     <w:sectPr>
       <w:footerReference w:type="first" r:id="rId7"/>
@@ -1082,6 +1023,41 @@
     <w:uiPriority w:val="99"/>
     <w:rsid w:val="00777F6A"/>
   </w:style>
+  <w:style w:type="character" w:styleId="a7">
+    <w:name w:val="Hyperlink"/>
+    <w:basedOn w:val="a0"/>
+    <w:uiPriority w:val="99"/>
+    <w:unhideWhenUsed/>
+    <w:rsid w:val="009C68EF"/>
+    <w:rPr>
+      <w:color w:val="0563C1" w:themeColor="hyperlink"/>
+      <w:u w:val="single"/>
+    </w:rPr>
+  </w:style>
+  <w:style w:type="character" w:styleId="a8">
+    <w:name w:val="Unresolved Mention"/>
+    <w:basedOn w:val="a0"/>
+    <w:uiPriority w:val="99"/>
+    <w:semiHidden/>
+    <w:unhideWhenUsed/>
+    <w:rsid w:val="009C68EF"/>
+    <w:rPr>
+      <w:color w:val="605E5C"/>
+      <w:shd w:val="clear" w:color="auto" w:fill="E1DFDD"/>
+    </w:rPr>
+  </w:style>
+  <w:style w:type="character" w:styleId="a9">
+    <w:name w:val="FollowedHyperlink"/>
+    <w:basedOn w:val="a0"/>
+    <w:uiPriority w:val="99"/>
+    <w:semiHidden/>
+    <w:unhideWhenUsed/>
+    <w:rsid w:val="009C68EF"/>
+    <w:rPr>
+      <w:color w:val="954F72" w:themeColor="followedHyperlink"/>
+      <w:u w:val="single"/>
+    </w:rPr>
+  </w:style>
 </w:styles>
 </file>
 
